--- a/blog/02-inside-openais-watermark.docx
+++ b/blog/02-inside-openais-watermark.docx
@@ -26,7 +26,7 @@
           <w:i/>
           <w:iCs/>
         </w:rPr>
-        <w:t>Yobie Benjamin · 7 October 2026</w:t>
+        <w:t>Yobie Benjamin · 7 October 2026 · updated 13 October 2026 with the real-model run</w:t>
       </w:r>
     </w:p>
     <w:p>
@@ -74,13 +74,23 @@
       </w:hyperlink>
       <w:r>
         <w:rPr/>
-        <w:t xml:space="preserve"> (commit </w:t>
+        <w:t xml:space="preserve"> (code excerpts at commit </w:t>
       </w:r>
       <w:r>
         <w:rPr>
           <w:rStyle w:val="VerbatimChar"/>
         </w:rPr>
         <w:t>71119df</w:t>
+      </w:r>
+      <w:r>
+        <w:rPr/>
+        <w:t xml:space="preserve">; the real-model run at </w:t>
+      </w:r>
+      <w:r>
+        <w:rPr>
+          <w:rStyle w:val="VerbatimChar"/>
+        </w:rPr>
+        <w:t>0892ac3</w:t>
       </w:r>
       <w:r>
         <w:rPr/>
@@ -8462,6 +8472,38 @@
         <w:pStyle w:val="BodyText"/>
         <w:rPr/>
       </w:pPr>
+      <w:r>
+        <w:rPr/>
+        <w:t>We ran it. With Qwen2.5-1.5B-Instruct on a laptop, 40 samples of 400 tokens at temperature 1, the same model unwatermarked as the attacker (</w:t>
+      </w:r>
+      <w:hyperlink r:id="rId7">
+        <w:r>
+          <w:rPr>
+            <w:rStyle w:val="Hyperlink"/>
+          </w:rPr>
+          <w:t>results/hf-20261013-074938</w:t>
+        </w:r>
+      </w:hyperlink>
+      <w:r>
+        <w:rPr/>
+        <w:t xml:space="preserve">, 45 minutes, </w:t>
+      </w:r>
+      <w:r>
+        <w:rPr>
+          <w:rStyle w:val="VerbatimChar"/>
+        </w:rPr>
+        <w:t>bash results/reproduce_hf.sh</w:t>
+      </w:r>
+      <w:r>
+        <w:rPr/>
+        <w:t>), the signal halves: z 12 on untouched text instead of 27, 98 percent detected, and no false positives in 80 unwatermarked passages. The formatting attacks now matter: zero-width characters take the naive detector to 40 percent and look-alike letters to 65; canonicalization brings both back to 98. Rewriting 70 percent of the words is noise (5 percent). The two attacks the toy model cannot run are the ones that count: a paraphrase by the unmarked model leaves 57 percent detection and a round trip through French 70, both at z ≈ 3.5, and that paraphraser is a 1.5-billion-parameter model rewriting its own output, so those numbers are a floor on the damage, not a ceiling. Retrieval found the source in 100 percent of both. The ordering held; the margins are what the toy run said they would be, only thinner.</w:t>
+      </w:r>
+    </w:p>
+    <w:p>
+      <w:pPr>
+        <w:pStyle w:val="BodyText"/>
+        <w:rPr/>
+      </w:pPr>
       <w:bookmarkStart w:id="15" w:name="Xf199f100f291d8ada47bc8c226f221facf2fdd8"/>
       <w:r>
         <w:rPr/>
@@ -8571,7 +8613,7 @@
       </w:r>
       <w:r>
         <w:rPr/>
-        <w:t xml:space="preserve"> The attacker never needs the key. Our 50-percent rewrite is a crude version of that attack and already pushes detection to noise.</w:t>
+        <w:t xml:space="preserve"> The attacker never needs the key. Our paraphrase row is that attack with a small paraphraser, and the stamp survived it only 57 percent of the time; rewrite half the words and it is noise.</w:t>
       </w:r>
     </w:p>
     <w:p>
@@ -8659,7 +8701,7 @@
         <w:rPr/>
         <w:t xml:space="preserve">That is the subject of the next post, </w:t>
       </w:r>
-      <w:hyperlink r:id="rId7">
+      <w:hyperlink r:id="rId8">
         <w:r>
           <w:rPr>
             <w:rStyle w:val="Hyperlink"/>
@@ -8671,7 +8713,7 @@
         <w:rPr/>
         <w:t xml:space="preserve">, and of the repository it lives in, </w:t>
       </w:r>
-      <w:hyperlink r:id="rId8">
+      <w:hyperlink r:id="rId9">
         <w:r>
           <w:rPr>
             <w:rStyle w:val="Hyperlink"/>
@@ -8765,7 +8807,7 @@
         <w:rPr>
           <w:rStyle w:val="CommentTok"/>
         </w:rPr>
-        <w:t># regenerates both committed runs</w:t>
+        <w:t># regenerates both committed toy runs</w:t>
       </w:r>
       <w:r>
         <w:rPr/>
@@ -8782,6 +8824,32 @@
           <w:rStyle w:val="NormalTok"/>
         </w:rPr>
         <w:t xml:space="preserve"> results/reproduce.sh</w:t>
+      </w:r>
+      <w:r>
+        <w:rPr/>
+        <w:br/>
+      </w:r>
+      <w:r>
+        <w:rPr>
+          <w:rStyle w:val="CommentTok"/>
+        </w:rPr>
+        <w:t># regenerates the committed real-model run (Apple Silicon, CUDA or CPU; about an hour)</w:t>
+      </w:r>
+      <w:r>
+        <w:rPr/>
+        <w:br/>
+      </w:r>
+      <w:r>
+        <w:rPr>
+          <w:rStyle w:val="FunctionTok"/>
+        </w:rPr>
+        <w:t>bash</w:t>
+      </w:r>
+      <w:r>
+        <w:rPr>
+          <w:rStyle w:val="NormalTok"/>
+        </w:rPr>
+        <w:t xml:space="preserve"> results/reproduce_hf.sh</w:t>
       </w:r>
       <w:r>
         <w:rPr/>
@@ -8855,7 +8923,7 @@
         <w:rPr/>
         <w:t xml:space="preserve">The last command runs a real model with the paraphrase and translation attacks included (see </w:t>
       </w:r>
-      <w:hyperlink r:id="rId9">
+      <w:hyperlink r:id="rId10">
         <w:r>
           <w:rPr>
             <w:rStyle w:val="Hyperlink"/>
@@ -8867,7 +8935,7 @@
         <w:rPr/>
         <w:t xml:space="preserve">). The design is audited module by module against the report in </w:t>
       </w:r>
-      <w:hyperlink r:id="rId10">
+      <w:hyperlink r:id="rId11">
         <w:r>
           <w:rPr>
             <w:rStyle w:val="Hyperlink"/>
@@ -8893,7 +8961,7 @@
         </w:rPr>
         <w:t xml:space="preserve">References: OpenAI, textGrain technical report (5 October 2026); Aaronson (2023), Gumbel-max watermark; Kirchenbauer et al. (2023), green-list watermark; Dathathri et al. (2024), SynthID-Text; Kuditipudi et al. (2024), distortion-free watermarks; Christ, Gunn, Zamir (2024), undetectable watermarks; Zhang et al. (2024), Watermarks in the Sand; Krishna et al. (2023), paraphrasing evades detectors; Jovanović et al. (2024), watermark stealing; Pang et al. (2024), no free lunch in LLM watermarking; Cuturi (2013), Sinkhorn distances; Altschuler, Niles-Weed, Rigollet (2017), Sinkhorn rounding. This post is documentation under CC BY-NC 4.0; the code is under the PolyForm Noncommercial License 1.0.0; attribution required, commercial use by separate license (see </w:t>
       </w:r>
-      <w:hyperlink r:id="rId11">
+      <w:hyperlink r:id="rId12">
         <w:r>
           <w:rPr>
             <w:rStyle w:val="Hyperlink"/>

--- a/blog/02-inside-openais-watermark.docx
+++ b/blog/02-inside-openais-watermark.docx
@@ -247,7 +247,7 @@
         <w:rPr>
           <w:rStyle w:val="Hyperlink"/>
         </w:rPr>
-        <w:t>prf.py, lines 72–82</w:t>
+        <w:t>prf.py, lines 72 to 82</w:t>
       </w:r>
       <w:r>
         <w:rPr>
@@ -831,7 +831,7 @@
         <w:rPr>
           <w:rStyle w:val="Hyperlink"/>
         </w:rPr>
-        <w:t>prf.py, lines 84–122</w:t>
+        <w:t>prf.py, lines 84 to 122</w:t>
       </w:r>
       <w:r>
         <w:rPr>
@@ -1449,7 +1449,7 @@
         <w:rPr>
           <w:rStyle w:val="Hyperlink"/>
         </w:rPr>
-        <w:t>ot.py, lines 65–127</w:t>
+        <w:t>ot.py, lines 65 to 127</w:t>
       </w:r>
       <w:r>
         <w:rPr>
@@ -2164,7 +2164,7 @@
         <w:rPr>
           <w:rStyle w:val="Hyperlink"/>
         </w:rPr>
-        <w:t>watermark.py, lines 64–102</w:t>
+        <w:t>watermark.py, lines 64 to 102</w:t>
       </w:r>
       <w:r>
         <w:rPr>
@@ -2884,7 +2884,7 @@
         <w:rPr>
           <w:rStyle w:val="Hyperlink"/>
         </w:rPr>
-        <w:t>detector.py, lines 97–131</w:t>
+        <w:t>detector.py, lines 97 to 131</w:t>
       </w:r>
       <w:r>
         <w:rPr>
@@ -3621,7 +3621,7 @@
         <w:rPr>
           <w:rStyle w:val="Hyperlink"/>
         </w:rPr>
-        <w:t>canonicalize.py, lines 69–77</w:t>
+        <w:t>canonicalize.py, lines 69 to 77</w:t>
       </w:r>
       <w:r>
         <w:rPr>
@@ -3941,7 +3941,7 @@
         <w:rPr>
           <w:rStyle w:val="Hyperlink"/>
         </w:rPr>
-        <w:t>detector.py, lines 137–183</w:t>
+        <w:t>detector.py, lines 137 to 183</w:t>
       </w:r>
       <w:r>
         <w:rPr>
@@ -4317,7 +4317,7 @@
         <w:rPr>
           <w:rStyle w:val="Hyperlink"/>
         </w:rPr>
-        <w:t>retrieval.py, lines 95–140</w:t>
+        <w:t>retrieval.py, lines 95 to 140</w:t>
       </w:r>
       <w:r>
         <w:rPr>
@@ -4385,7 +4385,7 @@
         <w:rPr>
           <w:rStyle w:val="Hyperlink"/>
         </w:rPr>
-        <w:t>registry.py, lines 148–170</w:t>
+        <w:t>registry.py, lines 148 to 170</w:t>
       </w:r>
       <w:r>
         <w:rPr>
@@ -8723,7 +8723,7 @@
       </w:hyperlink>
       <w:r>
         <w:rPr/>
-        <w:t>, which is built to sit on NVIDIA's platform, because that is where the models run. The one after that is the comprehensive silicon design.</w:t>
+        <w:t>, which is built to sit on NVIDIA's platform, because that is where the models run. The one after that is the full silicon design.</w:t>
       </w:r>
       <w:bookmarkEnd w:id="18"/>
     </w:p>
